--- a/public/assets/modele/modele3petit.docx
+++ b/public/assets/modele/modele3petit.docx
@@ -25,7 +25,7 @@
           <w:lang w:val="fr-FR"/>
         </w:rPr>
         <w:drawing>
-          <wp:anchor distT="0" distB="0" distL="114300" distR="114300" simplePos="0" relativeHeight="251658240" behindDoc="1" locked="0" layoutInCell="1" allowOverlap="1" wp14:anchorId="10A9BCA1" wp14:editId="6EA93417">
+          <wp:anchor distT="0" distB="0" distL="114300" distR="114300" simplePos="0" relativeHeight="251658240" behindDoc="0" locked="0" layoutInCell="1" allowOverlap="1" wp14:anchorId="10A9BCA1" wp14:editId="549EF54C">
             <wp:simplePos x="0" y="0"/>
             <wp:positionH relativeFrom="page">
               <wp:align>left</wp:align>
@@ -205,6 +205,315 @@
           <w:lang w:val="fr-FR"/>
         </w:rPr>
       </w:pPr>
+      <w:r>
+        <w:rPr>
+          <w:rFonts w:ascii="Shlomo Stam" w:hAnsi="Shlomo Stam" w:cs="Shlomo Stam"/>
+          <w:noProof/>
+          <w:spacing w:val="4"/>
+          <w:sz w:val="25"/>
+          <w:szCs w:val="25"/>
+          <w:lang w:val="fr-FR"/>
+        </w:rPr>
+        <mc:AlternateContent>
+          <mc:Choice Requires="wps">
+            <w:drawing>
+              <wp:anchor distT="0" distB="0" distL="114300" distR="114300" simplePos="0" relativeHeight="251662336" behindDoc="0" locked="0" layoutInCell="1" allowOverlap="1" wp14:anchorId="537A8A27" wp14:editId="679F6DAC">
+                <wp:simplePos x="0" y="0"/>
+                <wp:positionH relativeFrom="column">
+                  <wp:posOffset>-74930</wp:posOffset>
+                </wp:positionH>
+                <wp:positionV relativeFrom="paragraph">
+                  <wp:posOffset>3950335</wp:posOffset>
+                </wp:positionV>
+                <wp:extent cx="355600" cy="101600"/>
+                <wp:effectExtent l="0" t="0" r="6350" b="0"/>
+                <wp:wrapNone/>
+                <wp:docPr id="2042559767" name="Zone de texte 4"/>
+                <wp:cNvGraphicFramePr/>
+                <a:graphic xmlns:a="http://schemas.openxmlformats.org/drawingml/2006/main">
+                  <a:graphicData uri="http://schemas.microsoft.com/office/word/2010/wordprocessingShape">
+                    <wps:wsp>
+                      <wps:cNvSpPr txBox="1"/>
+                      <wps:spPr>
+                        <a:xfrm>
+                          <a:off x="0" y="0"/>
+                          <a:ext cx="355600" cy="101600"/>
+                        </a:xfrm>
+                        <a:prstGeom prst="rect">
+                          <a:avLst/>
+                        </a:prstGeom>
+                        <a:solidFill>
+                          <a:schemeClr val="lt1"/>
+                        </a:solidFill>
+                        <a:ln w="6350">
+                          <a:noFill/>
+                        </a:ln>
+                      </wps:spPr>
+                      <wps:txbx>
+                        <w:txbxContent>
+                          <w:p/>
+                        </w:txbxContent>
+                      </wps:txbx>
+                      <wps:bodyPr rot="0" spcFirstLastPara="0" vertOverflow="overflow" horzOverflow="overflow" vert="horz" wrap="square" lIns="91440" tIns="45720" rIns="91440" bIns="45720" numCol="1" spcCol="0" rtlCol="0" fromWordArt="0" anchor="t" anchorCtr="0" forceAA="0" compatLnSpc="1">
+                        <a:prstTxWarp prst="textNoShape">
+                          <a:avLst/>
+                        </a:prstTxWarp>
+                        <a:noAutofit/>
+                      </wps:bodyPr>
+                    </wps:wsp>
+                  </a:graphicData>
+                </a:graphic>
+                <wp14:sizeRelH relativeFrom="margin">
+                  <wp14:pctWidth>0</wp14:pctWidth>
+                </wp14:sizeRelH>
+                <wp14:sizeRelV relativeFrom="margin">
+                  <wp14:pctHeight>0</wp14:pctHeight>
+                </wp14:sizeRelV>
+              </wp:anchor>
+            </w:drawing>
+          </mc:Choice>
+          <mc:Fallback>
+            <w:pict>
+              <v:shapetype w14:anchorId="537A8A27" id="_x0000_t202" coordsize="21600,21600" o:spt="202" path="m,l,21600r21600,l21600,xe">
+                <v:stroke joinstyle="miter"/>
+                <v:path gradientshapeok="t" o:connecttype="rect"/>
+              </v:shapetype>
+              <v:shape id="Zone de texte 4" o:spid="_x0000_s1026" type="#_x0000_t202" style="position:absolute;margin-left:-5.9pt;margin-top:311.05pt;width:28pt;height:8pt;z-index:251662336;visibility:visible;mso-wrap-style:square;mso-width-percent:0;mso-height-percent:0;mso-wrap-distance-left:9pt;mso-wrap-distance-top:0;mso-wrap-distance-right:9pt;mso-wrap-distance-bottom:0;mso-position-horizontal:absolute;mso-position-horizontal-relative:text;mso-position-vertical:absolute;mso-position-vertical-relative:text;mso-width-percent:0;mso-height-percent:0;mso-width-relative:margin;mso-height-relative:margin;v-text-anchor:top" o:gfxdata="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" fillcolor="white [3201]" stroked="f" strokeweight=".5pt">
+                <v:textbox>
+                  <w:txbxContent>
+                    <w:p/>
+                  </w:txbxContent>
+                </v:textbox>
+              </v:shape>
+            </w:pict>
+          </mc:Fallback>
+        </mc:AlternateContent>
+      </w:r>
+      <w:r>
+        <w:rPr>
+          <w:rFonts w:ascii="Shlomo Stam" w:hAnsi="Shlomo Stam" w:cs="Shlomo Stam"/>
+          <w:noProof/>
+          <w:spacing w:val="4"/>
+          <w:sz w:val="25"/>
+          <w:szCs w:val="25"/>
+          <w:lang w:val="fr-FR"/>
+        </w:rPr>
+        <mc:AlternateContent>
+          <mc:Choice Requires="wps">
+            <w:drawing>
+              <wp:anchor distT="0" distB="0" distL="114300" distR="114300" simplePos="0" relativeHeight="251661312" behindDoc="0" locked="0" layoutInCell="1" allowOverlap="1" wp14:anchorId="2D510133" wp14:editId="09487413">
+                <wp:simplePos x="0" y="0"/>
+                <wp:positionH relativeFrom="column">
+                  <wp:posOffset>7126556</wp:posOffset>
+                </wp:positionH>
+                <wp:positionV relativeFrom="paragraph">
+                  <wp:posOffset>3958931</wp:posOffset>
+                </wp:positionV>
+                <wp:extent cx="298939" cy="140091"/>
+                <wp:effectExtent l="0" t="0" r="6350" b="0"/>
+                <wp:wrapNone/>
+                <wp:docPr id="1333970495" name="Zone de texte 3"/>
+                <wp:cNvGraphicFramePr/>
+                <a:graphic xmlns:a="http://schemas.openxmlformats.org/drawingml/2006/main">
+                  <a:graphicData uri="http://schemas.microsoft.com/office/word/2010/wordprocessingShape">
+                    <wps:wsp>
+                      <wps:cNvSpPr txBox="1"/>
+                      <wps:spPr>
+                        <a:xfrm>
+                          <a:off x="0" y="0"/>
+                          <a:ext cx="298939" cy="140091"/>
+                        </a:xfrm>
+                        <a:prstGeom prst="rect">
+                          <a:avLst/>
+                        </a:prstGeom>
+                        <a:solidFill>
+                          <a:schemeClr val="lt1"/>
+                        </a:solidFill>
+                        <a:ln w="6350">
+                          <a:noFill/>
+                        </a:ln>
+                      </wps:spPr>
+                      <wps:txbx>
+                        <w:txbxContent>
+                          <w:p/>
+                        </w:txbxContent>
+                      </wps:txbx>
+                      <wps:bodyPr rot="0" spcFirstLastPara="0" vertOverflow="overflow" horzOverflow="overflow" vert="horz" wrap="square" lIns="91440" tIns="45720" rIns="91440" bIns="45720" numCol="1" spcCol="0" rtlCol="0" fromWordArt="0" anchor="t" anchorCtr="0" forceAA="0" compatLnSpc="1">
+                        <a:prstTxWarp prst="textNoShape">
+                          <a:avLst/>
+                        </a:prstTxWarp>
+                        <a:noAutofit/>
+                      </wps:bodyPr>
+                    </wps:wsp>
+                  </a:graphicData>
+                </a:graphic>
+                <wp14:sizeRelV relativeFrom="margin">
+                  <wp14:pctHeight>0</wp14:pctHeight>
+                </wp14:sizeRelV>
+              </wp:anchor>
+            </w:drawing>
+          </mc:Choice>
+          <mc:Fallback>
+            <w:pict>
+              <v:shape w14:anchorId="2D510133" id="Zone de texte 3" o:spid="_x0000_s1027" type="#_x0000_t202" style="position:absolute;margin-left:561.15pt;margin-top:311.75pt;width:23.55pt;height:11.05pt;z-index:251661312;visibility:visible;mso-wrap-style:square;mso-height-percent:0;mso-wrap-distance-left:9pt;mso-wrap-distance-top:0;mso-wrap-distance-right:9pt;mso-wrap-distance-bottom:0;mso-position-horizontal:absolute;mso-position-horizontal-relative:text;mso-position-vertical:absolute;mso-position-vertical-relative:text;mso-height-percent:0;mso-height-relative:margin;v-text-anchor:top" o:gfxdata="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" fillcolor="white [3201]" stroked="f" strokeweight=".5pt">
+                <v:textbox>
+                  <w:txbxContent>
+                    <w:p/>
+                  </w:txbxContent>
+                </v:textbox>
+              </v:shape>
+            </w:pict>
+          </mc:Fallback>
+        </mc:AlternateContent>
+      </w:r>
+      <w:r>
+        <w:rPr>
+          <w:rFonts w:ascii="Shlomo Stam" w:hAnsi="Shlomo Stam" w:cs="Shlomo Stam"/>
+          <w:noProof/>
+          <w:spacing w:val="4"/>
+          <w:sz w:val="25"/>
+          <w:szCs w:val="25"/>
+          <w:lang w:val="fr-FR"/>
+        </w:rPr>
+        <mc:AlternateContent>
+          <mc:Choice Requires="wps">
+            <w:drawing>
+              <wp:anchor distT="0" distB="0" distL="114300" distR="114300" simplePos="0" relativeHeight="251660288" behindDoc="0" locked="0" layoutInCell="1" allowOverlap="1" wp14:anchorId="2CDF1AB4" wp14:editId="62F61417">
+                <wp:simplePos x="0" y="0"/>
+                <wp:positionH relativeFrom="column">
+                  <wp:posOffset>7153910</wp:posOffset>
+                </wp:positionH>
+                <wp:positionV relativeFrom="paragraph">
+                  <wp:posOffset>1142788</wp:posOffset>
+                </wp:positionV>
+                <wp:extent cx="169333" cy="152400"/>
+                <wp:effectExtent l="0" t="0" r="2540" b="0"/>
+                <wp:wrapNone/>
+                <wp:docPr id="1842624087" name="Zone de texte 2"/>
+                <wp:cNvGraphicFramePr/>
+                <a:graphic xmlns:a="http://schemas.openxmlformats.org/drawingml/2006/main">
+                  <a:graphicData uri="http://schemas.microsoft.com/office/word/2010/wordprocessingShape">
+                    <wps:wsp>
+                      <wps:cNvSpPr txBox="1"/>
+                      <wps:spPr>
+                        <a:xfrm>
+                          <a:off x="0" y="0"/>
+                          <a:ext cx="169333" cy="152400"/>
+                        </a:xfrm>
+                        <a:prstGeom prst="rect">
+                          <a:avLst/>
+                        </a:prstGeom>
+                        <a:solidFill>
+                          <a:schemeClr val="lt1"/>
+                        </a:solidFill>
+                        <a:ln w="6350">
+                          <a:noFill/>
+                        </a:ln>
+                      </wps:spPr>
+                      <wps:txbx>
+                        <w:txbxContent>
+                          <w:p/>
+                        </w:txbxContent>
+                      </wps:txbx>
+                      <wps:bodyPr rot="0" spcFirstLastPara="0" vertOverflow="overflow" horzOverflow="overflow" vert="horz" wrap="square" lIns="91440" tIns="45720" rIns="91440" bIns="45720" numCol="1" spcCol="0" rtlCol="0" fromWordArt="0" anchor="t" anchorCtr="0" forceAA="0" compatLnSpc="1">
+                        <a:prstTxWarp prst="textNoShape">
+                          <a:avLst/>
+                        </a:prstTxWarp>
+                        <a:noAutofit/>
+                      </wps:bodyPr>
+                    </wps:wsp>
+                  </a:graphicData>
+                </a:graphic>
+              </wp:anchor>
+            </w:drawing>
+          </mc:Choice>
+          <mc:Fallback>
+            <w:pict>
+              <v:shape w14:anchorId="2CDF1AB4" id="Zone de texte 2" o:spid="_x0000_s1028" type="#_x0000_t202" style="position:absolute;margin-left:563.3pt;margin-top:90pt;width:13.35pt;height:12pt;z-index:251660288;visibility:visible;mso-wrap-style:square;mso-wrap-distance-left:9pt;mso-wrap-distance-top:0;mso-wrap-distance-right:9pt;mso-wrap-distance-bottom:0;mso-position-horizontal:absolute;mso-position-horizontal-relative:text;mso-position-vertical:absolute;mso-position-vertical-relative:text;v-text-anchor:top" o:gfxdata="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" fillcolor="white [3201]" stroked="f" strokeweight=".5pt">
+                <v:textbox>
+                  <w:txbxContent>
+                    <w:p/>
+                  </w:txbxContent>
+                </v:textbox>
+              </v:shape>
+            </w:pict>
+          </mc:Fallback>
+        </mc:AlternateContent>
+      </w:r>
+      <w:r>
+        <w:rPr>
+          <w:rFonts w:ascii="Shlomo Stam" w:hAnsi="Shlomo Stam" w:cs="Shlomo Stam"/>
+          <w:noProof/>
+          <w:spacing w:val="4"/>
+          <w:sz w:val="25"/>
+          <w:szCs w:val="25"/>
+          <w:lang w:val="fr-FR"/>
+        </w:rPr>
+        <mc:AlternateContent>
+          <mc:Choice Requires="wps">
+            <w:drawing>
+              <wp:anchor distT="0" distB="0" distL="114300" distR="114300" simplePos="0" relativeHeight="251659264" behindDoc="0" locked="0" layoutInCell="1" allowOverlap="1" wp14:anchorId="7383B665" wp14:editId="6B506346">
+                <wp:simplePos x="0" y="0"/>
+                <wp:positionH relativeFrom="column">
+                  <wp:posOffset>33443</wp:posOffset>
+                </wp:positionH>
+                <wp:positionV relativeFrom="paragraph">
+                  <wp:posOffset>1168188</wp:posOffset>
+                </wp:positionV>
+                <wp:extent cx="220134" cy="160867"/>
+                <wp:effectExtent l="0" t="0" r="8890" b="0"/>
+                <wp:wrapNone/>
+                <wp:docPr id="547304910" name="Zone de texte 1"/>
+                <wp:cNvGraphicFramePr/>
+                <a:graphic xmlns:a="http://schemas.openxmlformats.org/drawingml/2006/main">
+                  <a:graphicData uri="http://schemas.microsoft.com/office/word/2010/wordprocessingShape">
+                    <wps:wsp>
+                      <wps:cNvSpPr txBox="1"/>
+                      <wps:spPr>
+                        <a:xfrm>
+                          <a:off x="0" y="0"/>
+                          <a:ext cx="220134" cy="160867"/>
+                        </a:xfrm>
+                        <a:prstGeom prst="rect">
+                          <a:avLst/>
+                        </a:prstGeom>
+                        <a:solidFill>
+                          <a:schemeClr val="lt1"/>
+                        </a:solidFill>
+                        <a:ln w="6350">
+                          <a:noFill/>
+                        </a:ln>
+                      </wps:spPr>
+                      <wps:txbx>
+                        <w:txbxContent>
+                          <w:p/>
+                        </w:txbxContent>
+                      </wps:txbx>
+                      <wps:bodyPr rot="0" spcFirstLastPara="0" vertOverflow="overflow" horzOverflow="overflow" vert="horz" wrap="square" lIns="91440" tIns="45720" rIns="91440" bIns="45720" numCol="1" spcCol="0" rtlCol="0" fromWordArt="0" anchor="t" anchorCtr="0" forceAA="0" compatLnSpc="1">
+                        <a:prstTxWarp prst="textNoShape">
+                          <a:avLst/>
+                        </a:prstTxWarp>
+                        <a:noAutofit/>
+                      </wps:bodyPr>
+                    </wps:wsp>
+                  </a:graphicData>
+                </a:graphic>
+              </wp:anchor>
+            </w:drawing>
+          </mc:Choice>
+          <mc:Fallback>
+            <w:pict>
+              <v:shape w14:anchorId="7383B665" id="Zone de texte 1" o:spid="_x0000_s1029" type="#_x0000_t202" style="position:absolute;margin-left:2.65pt;margin-top:92pt;width:17.35pt;height:12.65pt;z-index:251659264;visibility:visible;mso-wrap-style:square;mso-wrap-distance-left:9pt;mso-wrap-distance-top:0;mso-wrap-distance-right:9pt;mso-wrap-distance-bottom:0;mso-position-horizontal:absolute;mso-position-horizontal-relative:text;mso-position-vertical:absolute;mso-position-vertical-relative:text;v-text-anchor:top" o:gfxdata="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" fillcolor="white [3201]" stroked="f" strokeweight=".5pt">
+                <v:textbox>
+                  <w:txbxContent>
+                    <w:p/>
+                  </w:txbxContent>
+                </v:textbox>
+              </v:shape>
+            </w:pict>
+          </mc:Fallback>
+        </mc:AlternateContent>
+      </w:r>
       <w:r>
         <w:rPr>
           <w:rFonts w:ascii="Shlomo Stam" w:hAnsi="Shlomo Stam" w:cs="Shlomo Stam"/>

--- a/public/assets/modele/modele3petit.docx
+++ b/public/assets/modele/modele3petit.docx
@@ -25,7 +25,7 @@
           <w:lang w:val="fr-FR"/>
         </w:rPr>
         <w:drawing>
-          <wp:anchor distT="0" distB="0" distL="114300" distR="114300" simplePos="0" relativeHeight="251658240" behindDoc="0" locked="0" layoutInCell="1" allowOverlap="1" wp14:anchorId="10A9BCA1" wp14:editId="549EF54C">
+          <wp:anchor distT="0" distB="0" distL="114300" distR="114300" simplePos="0" relativeHeight="251658240" behindDoc="1" locked="0" layoutInCell="1" allowOverlap="1" wp14:anchorId="10A9BCA1" wp14:editId="1C5850CD">
             <wp:simplePos x="0" y="0"/>
             <wp:positionH relativeFrom="page">
               <wp:align>left</wp:align>
@@ -33,10 +33,10 @@
             <wp:positionV relativeFrom="paragraph">
               <wp:posOffset>-4068444</wp:posOffset>
             </wp:positionV>
-            <wp:extent cx="10669092" cy="15089738"/>
+            <wp:extent cx="10669048" cy="15089738"/>
             <wp:effectExtent l="0" t="0" r="0" b="0"/>
             <wp:wrapNone/>
-            <wp:docPr id="2024586576" name="Image 1" descr="Une image contenant texte, écriture manuscrite, Rectangle, cadre photo&#10;&#10;Le contenu généré par l’IA peut être incorrect."/>
+            <wp:docPr id="2024586576" name="Image 1"/>
             <wp:cNvGraphicFramePr>
               <a:graphicFrameLocks xmlns:a="http://schemas.openxmlformats.org/drawingml/2006/main" noChangeAspect="1"/>
             </wp:cNvGraphicFramePr>
@@ -44,7 +44,7 @@
               <a:graphicData uri="http://schemas.openxmlformats.org/drawingml/2006/picture">
                 <pic:pic xmlns:pic="http://schemas.openxmlformats.org/drawingml/2006/picture">
                   <pic:nvPicPr>
-                    <pic:cNvPr id="2024586576" name="Image 1" descr="Une image contenant texte, écriture manuscrite, Rectangle, cadre photo&#10;&#10;Le contenu généré par l’IA peut être incorrect."/>
+                    <pic:cNvPr id="2024586576" name="Image 1"/>
                     <pic:cNvPicPr/>
                   </pic:nvPicPr>
                   <pic:blipFill>
@@ -62,7 +62,7 @@
                   <pic:spPr>
                     <a:xfrm>
                       <a:off x="0" y="0"/>
-                      <a:ext cx="10669092" cy="15089738"/>
+                      <a:ext cx="10669048" cy="15089738"/>
                     </a:xfrm>
                     <a:prstGeom prst="rect">
                       <a:avLst/>
@@ -205,315 +205,6 @@
           <w:lang w:val="fr-FR"/>
         </w:rPr>
       </w:pPr>
-      <w:r>
-        <w:rPr>
-          <w:rFonts w:ascii="Shlomo Stam" w:hAnsi="Shlomo Stam" w:cs="Shlomo Stam"/>
-          <w:noProof/>
-          <w:spacing w:val="4"/>
-          <w:sz w:val="25"/>
-          <w:szCs w:val="25"/>
-          <w:lang w:val="fr-FR"/>
-        </w:rPr>
-        <mc:AlternateContent>
-          <mc:Choice Requires="wps">
-            <w:drawing>
-              <wp:anchor distT="0" distB="0" distL="114300" distR="114300" simplePos="0" relativeHeight="251662336" behindDoc="0" locked="0" layoutInCell="1" allowOverlap="1" wp14:anchorId="537A8A27" wp14:editId="679F6DAC">
-                <wp:simplePos x="0" y="0"/>
-                <wp:positionH relativeFrom="column">
-                  <wp:posOffset>-74930</wp:posOffset>
-                </wp:positionH>
-                <wp:positionV relativeFrom="paragraph">
-                  <wp:posOffset>3950335</wp:posOffset>
-                </wp:positionV>
-                <wp:extent cx="355600" cy="101600"/>
-                <wp:effectExtent l="0" t="0" r="6350" b="0"/>
-                <wp:wrapNone/>
-                <wp:docPr id="2042559767" name="Zone de texte 4"/>
-                <wp:cNvGraphicFramePr/>
-                <a:graphic xmlns:a="http://schemas.openxmlformats.org/drawingml/2006/main">
-                  <a:graphicData uri="http://schemas.microsoft.com/office/word/2010/wordprocessingShape">
-                    <wps:wsp>
-                      <wps:cNvSpPr txBox="1"/>
-                      <wps:spPr>
-                        <a:xfrm>
-                          <a:off x="0" y="0"/>
-                          <a:ext cx="355600" cy="101600"/>
-                        </a:xfrm>
-                        <a:prstGeom prst="rect">
-                          <a:avLst/>
-                        </a:prstGeom>
-                        <a:solidFill>
-                          <a:schemeClr val="lt1"/>
-                        </a:solidFill>
-                        <a:ln w="6350">
-                          <a:noFill/>
-                        </a:ln>
-                      </wps:spPr>
-                      <wps:txbx>
-                        <w:txbxContent>
-                          <w:p/>
-                        </w:txbxContent>
-                      </wps:txbx>
-                      <wps:bodyPr rot="0" spcFirstLastPara="0" vertOverflow="overflow" horzOverflow="overflow" vert="horz" wrap="square" lIns="91440" tIns="45720" rIns="91440" bIns="45720" numCol="1" spcCol="0" rtlCol="0" fromWordArt="0" anchor="t" anchorCtr="0" forceAA="0" compatLnSpc="1">
-                        <a:prstTxWarp prst="textNoShape">
-                          <a:avLst/>
-                        </a:prstTxWarp>
-                        <a:noAutofit/>
-                      </wps:bodyPr>
-                    </wps:wsp>
-                  </a:graphicData>
-                </a:graphic>
-                <wp14:sizeRelH relativeFrom="margin">
-                  <wp14:pctWidth>0</wp14:pctWidth>
-                </wp14:sizeRelH>
-                <wp14:sizeRelV relativeFrom="margin">
-                  <wp14:pctHeight>0</wp14:pctHeight>
-                </wp14:sizeRelV>
-              </wp:anchor>
-            </w:drawing>
-          </mc:Choice>
-          <mc:Fallback>
-            <w:pict>
-              <v:shapetype w14:anchorId="537A8A27" id="_x0000_t202" coordsize="21600,21600" o:spt="202" path="m,l,21600r21600,l21600,xe">
-                <v:stroke joinstyle="miter"/>
-                <v:path gradientshapeok="t" o:connecttype="rect"/>
-              </v:shapetype>
-              <v:shape id="Zone de texte 4" o:spid="_x0000_s1026" type="#_x0000_t202" style="position:absolute;margin-left:-5.9pt;margin-top:311.05pt;width:28pt;height:8pt;z-index:251662336;visibility:visible;mso-wrap-style:square;mso-width-percent:0;mso-height-percent:0;mso-wrap-distance-left:9pt;mso-wrap-distance-top:0;mso-wrap-distance-right:9pt;mso-wrap-distance-bottom:0;mso-position-horizontal:absolute;mso-position-horizontal-relative:text;mso-position-vertical:absolute;mso-position-vertical-relative:text;mso-width-percent:0;mso-height-percent:0;mso-width-relative:margin;mso-height-relative:margin;v-text-anchor:top" o:gfxdata="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" fillcolor="white [3201]" stroked="f" strokeweight=".5pt">
-                <v:textbox>
-                  <w:txbxContent>
-                    <w:p/>
-                  </w:txbxContent>
-                </v:textbox>
-              </v:shape>
-            </w:pict>
-          </mc:Fallback>
-        </mc:AlternateContent>
-      </w:r>
-      <w:r>
-        <w:rPr>
-          <w:rFonts w:ascii="Shlomo Stam" w:hAnsi="Shlomo Stam" w:cs="Shlomo Stam"/>
-          <w:noProof/>
-          <w:spacing w:val="4"/>
-          <w:sz w:val="25"/>
-          <w:szCs w:val="25"/>
-          <w:lang w:val="fr-FR"/>
-        </w:rPr>
-        <mc:AlternateContent>
-          <mc:Choice Requires="wps">
-            <w:drawing>
-              <wp:anchor distT="0" distB="0" distL="114300" distR="114300" simplePos="0" relativeHeight="251661312" behindDoc="0" locked="0" layoutInCell="1" allowOverlap="1" wp14:anchorId="2D510133" wp14:editId="09487413">
-                <wp:simplePos x="0" y="0"/>
-                <wp:positionH relativeFrom="column">
-                  <wp:posOffset>7126556</wp:posOffset>
-                </wp:positionH>
-                <wp:positionV relativeFrom="paragraph">
-                  <wp:posOffset>3958931</wp:posOffset>
-                </wp:positionV>
-                <wp:extent cx="298939" cy="140091"/>
-                <wp:effectExtent l="0" t="0" r="6350" b="0"/>
-                <wp:wrapNone/>
-                <wp:docPr id="1333970495" name="Zone de texte 3"/>
-                <wp:cNvGraphicFramePr/>
-                <a:graphic xmlns:a="http://schemas.openxmlformats.org/drawingml/2006/main">
-                  <a:graphicData uri="http://schemas.microsoft.com/office/word/2010/wordprocessingShape">
-                    <wps:wsp>
-                      <wps:cNvSpPr txBox="1"/>
-                      <wps:spPr>
-                        <a:xfrm>
-                          <a:off x="0" y="0"/>
-                          <a:ext cx="298939" cy="140091"/>
-                        </a:xfrm>
-                        <a:prstGeom prst="rect">
-                          <a:avLst/>
-                        </a:prstGeom>
-                        <a:solidFill>
-                          <a:schemeClr val="lt1"/>
-                        </a:solidFill>
-                        <a:ln w="6350">
-                          <a:noFill/>
-                        </a:ln>
-                      </wps:spPr>
-                      <wps:txbx>
-                        <w:txbxContent>
-                          <w:p/>
-                        </w:txbxContent>
-                      </wps:txbx>
-                      <wps:bodyPr rot="0" spcFirstLastPara="0" vertOverflow="overflow" horzOverflow="overflow" vert="horz" wrap="square" lIns="91440" tIns="45720" rIns="91440" bIns="45720" numCol="1" spcCol="0" rtlCol="0" fromWordArt="0" anchor="t" anchorCtr="0" forceAA="0" compatLnSpc="1">
-                        <a:prstTxWarp prst="textNoShape">
-                          <a:avLst/>
-                        </a:prstTxWarp>
-                        <a:noAutofit/>
-                      </wps:bodyPr>
-                    </wps:wsp>
-                  </a:graphicData>
-                </a:graphic>
-                <wp14:sizeRelV relativeFrom="margin">
-                  <wp14:pctHeight>0</wp14:pctHeight>
-                </wp14:sizeRelV>
-              </wp:anchor>
-            </w:drawing>
-          </mc:Choice>
-          <mc:Fallback>
-            <w:pict>
-              <v:shape w14:anchorId="2D510133" id="Zone de texte 3" o:spid="_x0000_s1027" type="#_x0000_t202" style="position:absolute;margin-left:561.15pt;margin-top:311.75pt;width:23.55pt;height:11.05pt;z-index:251661312;visibility:visible;mso-wrap-style:square;mso-height-percent:0;mso-wrap-distance-left:9pt;mso-wrap-distance-top:0;mso-wrap-distance-right:9pt;mso-wrap-distance-bottom:0;mso-position-horizontal:absolute;mso-position-horizontal-relative:text;mso-position-vertical:absolute;mso-position-vertical-relative:text;mso-height-percent:0;mso-height-relative:margin;v-text-anchor:top" o:gfxdata="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" fillcolor="white [3201]" stroked="f" strokeweight=".5pt">
-                <v:textbox>
-                  <w:txbxContent>
-                    <w:p/>
-                  </w:txbxContent>
-                </v:textbox>
-              </v:shape>
-            </w:pict>
-          </mc:Fallback>
-        </mc:AlternateContent>
-      </w:r>
-      <w:r>
-        <w:rPr>
-          <w:rFonts w:ascii="Shlomo Stam" w:hAnsi="Shlomo Stam" w:cs="Shlomo Stam"/>
-          <w:noProof/>
-          <w:spacing w:val="4"/>
-          <w:sz w:val="25"/>
-          <w:szCs w:val="25"/>
-          <w:lang w:val="fr-FR"/>
-        </w:rPr>
-        <mc:AlternateContent>
-          <mc:Choice Requires="wps">
-            <w:drawing>
-              <wp:anchor distT="0" distB="0" distL="114300" distR="114300" simplePos="0" relativeHeight="251660288" behindDoc="0" locked="0" layoutInCell="1" allowOverlap="1" wp14:anchorId="2CDF1AB4" wp14:editId="62F61417">
-                <wp:simplePos x="0" y="0"/>
-                <wp:positionH relativeFrom="column">
-                  <wp:posOffset>7153910</wp:posOffset>
-                </wp:positionH>
-                <wp:positionV relativeFrom="paragraph">
-                  <wp:posOffset>1142788</wp:posOffset>
-                </wp:positionV>
-                <wp:extent cx="169333" cy="152400"/>
-                <wp:effectExtent l="0" t="0" r="2540" b="0"/>
-                <wp:wrapNone/>
-                <wp:docPr id="1842624087" name="Zone de texte 2"/>
-                <wp:cNvGraphicFramePr/>
-                <a:graphic xmlns:a="http://schemas.openxmlformats.org/drawingml/2006/main">
-                  <a:graphicData uri="http://schemas.microsoft.com/office/word/2010/wordprocessingShape">
-                    <wps:wsp>
-                      <wps:cNvSpPr txBox="1"/>
-                      <wps:spPr>
-                        <a:xfrm>
-                          <a:off x="0" y="0"/>
-                          <a:ext cx="169333" cy="152400"/>
-                        </a:xfrm>
-                        <a:prstGeom prst="rect">
-                          <a:avLst/>
-                        </a:prstGeom>
-                        <a:solidFill>
-                          <a:schemeClr val="lt1"/>
-                        </a:solidFill>
-                        <a:ln w="6350">
-                          <a:noFill/>
-                        </a:ln>
-                      </wps:spPr>
-                      <wps:txbx>
-                        <w:txbxContent>
-                          <w:p/>
-                        </w:txbxContent>
-                      </wps:txbx>
-                      <wps:bodyPr rot="0" spcFirstLastPara="0" vertOverflow="overflow" horzOverflow="overflow" vert="horz" wrap="square" lIns="91440" tIns="45720" rIns="91440" bIns="45720" numCol="1" spcCol="0" rtlCol="0" fromWordArt="0" anchor="t" anchorCtr="0" forceAA="0" compatLnSpc="1">
-                        <a:prstTxWarp prst="textNoShape">
-                          <a:avLst/>
-                        </a:prstTxWarp>
-                        <a:noAutofit/>
-                      </wps:bodyPr>
-                    </wps:wsp>
-                  </a:graphicData>
-                </a:graphic>
-              </wp:anchor>
-            </w:drawing>
-          </mc:Choice>
-          <mc:Fallback>
-            <w:pict>
-              <v:shape w14:anchorId="2CDF1AB4" id="Zone de texte 2" o:spid="_x0000_s1028" type="#_x0000_t202" style="position:absolute;margin-left:563.3pt;margin-top:90pt;width:13.35pt;height:12pt;z-index:251660288;visibility:visible;mso-wrap-style:square;mso-wrap-distance-left:9pt;mso-wrap-distance-top:0;mso-wrap-distance-right:9pt;mso-wrap-distance-bottom:0;mso-position-horizontal:absolute;mso-position-horizontal-relative:text;mso-position-vertical:absolute;mso-position-vertical-relative:text;v-text-anchor:top" o:gfxdata="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" fillcolor="white [3201]" stroked="f" strokeweight=".5pt">
-                <v:textbox>
-                  <w:txbxContent>
-                    <w:p/>
-                  </w:txbxContent>
-                </v:textbox>
-              </v:shape>
-            </w:pict>
-          </mc:Fallback>
-        </mc:AlternateContent>
-      </w:r>
-      <w:r>
-        <w:rPr>
-          <w:rFonts w:ascii="Shlomo Stam" w:hAnsi="Shlomo Stam" w:cs="Shlomo Stam"/>
-          <w:noProof/>
-          <w:spacing w:val="4"/>
-          <w:sz w:val="25"/>
-          <w:szCs w:val="25"/>
-          <w:lang w:val="fr-FR"/>
-        </w:rPr>
-        <mc:AlternateContent>
-          <mc:Choice Requires="wps">
-            <w:drawing>
-              <wp:anchor distT="0" distB="0" distL="114300" distR="114300" simplePos="0" relativeHeight="251659264" behindDoc="0" locked="0" layoutInCell="1" allowOverlap="1" wp14:anchorId="7383B665" wp14:editId="6B506346">
-                <wp:simplePos x="0" y="0"/>
-                <wp:positionH relativeFrom="column">
-                  <wp:posOffset>33443</wp:posOffset>
-                </wp:positionH>
-                <wp:positionV relativeFrom="paragraph">
-                  <wp:posOffset>1168188</wp:posOffset>
-                </wp:positionV>
-                <wp:extent cx="220134" cy="160867"/>
-                <wp:effectExtent l="0" t="0" r="8890" b="0"/>
-                <wp:wrapNone/>
-                <wp:docPr id="547304910" name="Zone de texte 1"/>
-                <wp:cNvGraphicFramePr/>
-                <a:graphic xmlns:a="http://schemas.openxmlformats.org/drawingml/2006/main">
-                  <a:graphicData uri="http://schemas.microsoft.com/office/word/2010/wordprocessingShape">
-                    <wps:wsp>
-                      <wps:cNvSpPr txBox="1"/>
-                      <wps:spPr>
-                        <a:xfrm>
-                          <a:off x="0" y="0"/>
-                          <a:ext cx="220134" cy="160867"/>
-                        </a:xfrm>
-                        <a:prstGeom prst="rect">
-                          <a:avLst/>
-                        </a:prstGeom>
-                        <a:solidFill>
-                          <a:schemeClr val="lt1"/>
-                        </a:solidFill>
-                        <a:ln w="6350">
-                          <a:noFill/>
-                        </a:ln>
-                      </wps:spPr>
-                      <wps:txbx>
-                        <w:txbxContent>
-                          <w:p/>
-                        </w:txbxContent>
-                      </wps:txbx>
-                      <wps:bodyPr rot="0" spcFirstLastPara="0" vertOverflow="overflow" horzOverflow="overflow" vert="horz" wrap="square" lIns="91440" tIns="45720" rIns="91440" bIns="45720" numCol="1" spcCol="0" rtlCol="0" fromWordArt="0" anchor="t" anchorCtr="0" forceAA="0" compatLnSpc="1">
-                        <a:prstTxWarp prst="textNoShape">
-                          <a:avLst/>
-                        </a:prstTxWarp>
-                        <a:noAutofit/>
-                      </wps:bodyPr>
-                    </wps:wsp>
-                  </a:graphicData>
-                </a:graphic>
-              </wp:anchor>
-            </w:drawing>
-          </mc:Choice>
-          <mc:Fallback>
-            <w:pict>
-              <v:shape w14:anchorId="7383B665" id="Zone de texte 1" o:spid="_x0000_s1029" type="#_x0000_t202" style="position:absolute;margin-left:2.65pt;margin-top:92pt;width:17.35pt;height:12.65pt;z-index:251659264;visibility:visible;mso-wrap-style:square;mso-wrap-distance-left:9pt;mso-wrap-distance-top:0;mso-wrap-distance-right:9pt;mso-wrap-distance-bottom:0;mso-position-horizontal:absolute;mso-position-horizontal-relative:text;mso-position-vertical:absolute;mso-position-vertical-relative:text;v-text-anchor:top" o:gfxdata="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" fillcolor="white [3201]" stroked="f" strokeweight=".5pt">
-                <v:textbox>
-                  <w:txbxContent>
-                    <w:p/>
-                  </w:txbxContent>
-                </v:textbox>
-              </v:shape>
-            </w:pict>
-          </mc:Fallback>
-        </mc:AlternateContent>
-      </w:r>
       <w:r>
         <w:rPr>
           <w:rFonts w:ascii="Shlomo Stam" w:hAnsi="Shlomo Stam" w:cs="Shlomo Stam"/>
